--- a/paper/KV Cache Compression_paper_revised.docx
+++ b/paper/KV Cache Compression_paper_revised.docx
@@ -5758,7 +5758,7 @@
           <w:b w:val="0"/>
           <w:i w:val="0"/>
         </w:rPr>
-        <w:t>To lower the barrier to adoption, the protocol is released as an open, configuration-driven evaluation harness with method adapters for several widely used open-source techniques (covering quantization, heavy-hitter eviction, sliding-window, and layer-adaptive methods), together with the KV Compression Card template and a versioned leaderboard. A seed set of reference cards, produced by this harness on the 7-8B models of the suite under the fixed budget ladder, will populate the leaderboard and provide the first internally comparable cross-method picture, replacing the cross-setting caveats that necessarily attach to the author-reported figures of Tables 4 and 5; at the time of writing the harness and templates are released and the seed run is in progress, with cells reported only once measured. External methods are added by submitting a card, so the comparison stays current as the field moves. We position MBE not as a final answer but as a minimal, adoptable convention whose value grows with participation, and whose axes (model suite, task suite, budget ladder) are intended to be revised in the open as new task and system concerns emerge.</w:t>
+        <w:t>To lower the barrier to adoption, the protocol is released as an open, configuration-driven evaluation harness with method adapters for several widely used open-source techniques (covering quantization, heavy-hitter eviction, sliding-window, and layer-adaptive methods), together with the KV Compression Card template and a versioned leaderboard. A seed set of reference cards, produced by this harness on the 7-8B models of the suite under the fixed budget ladder, will populate the leaderboard and provide the first internally comparable cross-method picture, replacing the cross-setting caveats that necessarily attach to the author-reported figures of Tables 4 and 5; at the time of writing the harness and templates are released and the seed run is in progress, with cells reported only once measured. As an end-to-end validation, a small CPU proof-of-concept on a 0.5-billion-parameter grouped-query model reproduces the expected behaviour of the quantization family under matched budgets: eight- and four-bit key-value caches are lossless on single-needle retrieval, whereas two-bit caches collapse, consistent with the fragility discussed in Section 4.1.3; this is a functionality check, not the model-scale result, which the seed run on the full suite will provide. External methods are added by submitting a card, so the comparison stays current as the field moves. We position MBE not as a final answer but as a minimal, adoptable convention whose value grows with participation, and whose axes (model suite, task suite, budget ladder) are intended to be revised in the open as new task and system concerns emerge.</w:t>
       </w:r>
     </w:p>
     <w:p>

--- a/paper/KV Cache Compression_paper_revised.docx
+++ b/paper/KV Cache Compression_paper_revised.docx
@@ -5872,7 +5872,7 @@
         <w:t xml:space="preserve">Data availability. </w:t>
       </w:r>
       <w:r>
-        <w:t>No new datasets were generated. The Matched-Budget Evaluation (MBE) protocol specification, the open evaluation harness, the KV Compression Card template, and the seed reference results described in Section 10 are released in a public repository at https://github.com/rohithreddybc/mbe-protocol; all other works discussed are cited and publicly available.</w:t>
+        <w:t>No new datasets were generated. The Matched-Budget Evaluation (MBE) protocol specification, the open evaluation harness, the KV Compression Card template, and the seed reference results described in Section 10 are released in a public repository at https://github.com/rohithreddybc/mbe-protocol, with the evaluation manifest and reference cards also published as a dataset at https://huggingface.co/datasets/Rohithreddybc/mbe-kv-cache; all other works discussed are cited and publicly available.</w:t>
       </w:r>
     </w:p>
     <w:p>

--- a/paper/KV Cache Compression_paper_revised.docx
+++ b/paper/KV Cache Compression_paper_revised.docx
@@ -5873,6 +5873,20 @@
       </w:r>
       <w:r>
         <w:t>No new datasets were generated. The Matched-Budget Evaluation (MBE) protocol specification, the open evaluation harness, the KV Compression Card template, and the seed reference results described in Section 10 are released in a public repository at https://github.com/rohithreddybc/mbe-protocol, with the evaluation manifest and reference cards also published as a dataset at https://huggingface.co/datasets/Rohithreddybc/mbe-kv-cache and a live leaderboard at https://huggingface.co/spaces/Rohithreddybc/mbe-leaderboard; all other works discussed are cited and publicly available.</w:t>
+      </w:r>
+    </w:p>
+    <w:p>
+      <w:pPr>
+        <w:jc w:val="both"/>
+      </w:pPr>
+      <w:r>
+        <w:rPr>
+          <w:b/>
+        </w:rPr>
+        <w:t xml:space="preserve">Reproducibility. </w:t>
+      </w:r>
+      <w:r>
+        <w:t>All claims in this survey cite publicly available works. The empirical results of Section 10 are reproducible by third parties: the released harness regenerates the reported seed results deterministically (fixed random seed), and any researcher can evaluate a new compression method, or reproduce the baselines at 7-8B scale on free cloud hardware, by supplying a single function to the provided notebook. The data behind the figures is traceable to the cited sources, and the reference list is the single source of truth for all citations.</w:t>
       </w:r>
     </w:p>
     <w:p>

--- a/paper/KV Cache Compression_paper_revised.docx
+++ b/paper/KV Cache Compression_paper_revised.docx
@@ -5872,7 +5872,7 @@
         <w:t xml:space="preserve">Data availability. </w:t>
       </w:r>
       <w:r>
-        <w:t>No new datasets were generated. The Matched-Budget Evaluation (MBE) protocol specification, the open evaluation harness, the KV Compression Card template, and the seed reference results described in Section 10 are released in a public repository at https://github.com/rohithreddybc/mbe-protocol, with the evaluation manifest and reference cards also published as a dataset at https://huggingface.co/datasets/Rohithreddybc/kv-cache-compression-mbe and a live leaderboard at https://huggingface.co/spaces/Rohithreddybc/kv-cache-compression-leaderboard; all other works discussed are cited and publicly available.</w:t>
+        <w:t>No new datasets were generated. The Matched-Budget Evaluation (MBE) protocol specification, the open evaluation harness, the KV Compression Card template, and the seed reference results described in Section 10 are released in a public repository at https://github.com/rohithreddybc/kv-cache-compression-mbe, with the evaluation manifest and reference cards also published as a dataset at https://huggingface.co/datasets/Rohithreddybc/kv-cache-compression-mbe and a live leaderboard at https://huggingface.co/spaces/Rohithreddybc/kv-cache-compression-leaderboard; all other works discussed are cited and publicly available.</w:t>
       </w:r>
     </w:p>
     <w:p>

--- a/paper/KV Cache Compression_paper_revised.docx
+++ b/paper/KV Cache Compression_paper_revised.docx
@@ -23,7 +23,7 @@
           <w:i w:val="0"/>
           <w:sz w:val="24"/>
         </w:rPr>
-        <w:t>Rohith Reddy B. C.¹  ·  [Author 2]²  ·  [Author 3]³  ·  [Author 4]⁴</w:t>
+        <w:t>[Author 1]¹  ·  [Author 2]²  ·  [Author 3]³  ·  [Author 4]⁴</w:t>
       </w:r>
     </w:p>
     <w:p>
@@ -49,7 +49,7 @@
           <w:i/>
           <w:sz w:val="20"/>
         </w:rPr>
-        <w:t>Corresponding author: Rohith Reddy B. C., rohithreddybc98@gmail.com  ·  ORCID: [add ORCID for each author]</w:t>
+        <w:t>Corresponding author: [name], [email]  ·  ORCID: [add ORCID for each author]</w:t>
       </w:r>
     </w:p>
     <w:p/>
@@ -235,7 +235,7 @@
           <w:b/>
           <w:sz w:val="20"/>
         </w:rPr>
-        <w:t>Table 1. Positioning of this survey against existing reviews of KV cache and inference efficiency. No prior survey jointly covers multi-tenant security and agentic degradation, and none proposes a standardised evaluation protocol (the right-most column).</w:t>
+        <w:t>Table 1. Positioning of this survey against existing reviews of KV cache and inference efficiency. No prior survey jointly covers multi-tenant security and agentic degradation, and none proposes a standardised evaluation protocol (the right-most column). Takeaway: this survey occupies an unfilled niche, defined by the security, agentic, and evaluation-protocol columns that are empty for every other entry.</w:t>
       </w:r>
     </w:p>
     <w:tbl>
@@ -1375,7 +1375,7 @@
           <w:b/>
           <w:sz w:val="18"/>
         </w:rPr>
-        <w:t>Fig. 1. PRISMA-style flow of identification, screening, and inclusion for the survey (counts approximate).</w:t>
+        <w:t>Fig. 1. PRISMA-style flow of identification, screening, and inclusion for the survey (counts approximate). Takeaway: coverage is reproducible and selective, 178 KV-cache works analysed in depth out of roughly 612 screened.</w:t>
       </w:r>
     </w:p>
     <w:p>
@@ -1450,7 +1450,7 @@
           <w:b/>
           <w:sz w:val="18"/>
         </w:rPr>
-        <w:t>Fig. 2. Four-layer taxonomy of KV cache optimisation used in this survey, with the cross-cutting concerns of Sections 8 and 9.</w:t>
+        <w:t>Fig. 2. Four-layer taxonomy of KV cache optimisation used in this survey, with the cross-cutting concerns of Sections 8 and 9. Takeaway: the four layers are complementary rather than competing, and the largest gains come from co-designing across them.</w:t>
       </w:r>
     </w:p>
     <w:p>
@@ -2151,7 +2151,7 @@
           <w:b/>
           <w:sz w:val="20"/>
         </w:rPr>
-        <w:t>Table 2. Reported KV cache security threats in multi-tenant serving and their mitigations (Wu et al. 2025; Song et al. 2024; Gu et al. 2025; Luo et al. 2025; Pang et al. 2024; Chu et al. 2025).</w:t>
+        <w:t>Table 2. Reported KV cache security threats in multi-tenant serving and their mitigations (Wu et al. 2025; Song et al. 2024; Gu et al. 2025; Luo et al. 2025; Pang et al. 2024; Chu et al. 2025). Takeaway: the same prefix sharing that drives efficiency is the attack surface, and every known mitigation trades some of that efficiency back for isolation.</w:t>
       </w:r>
     </w:p>
     <w:tbl>
@@ -2609,7 +2609,7 @@
           <w:b/>
           <w:sz w:val="20"/>
         </w:rPr>
-        <w:t>Table 3. Taxonomy of KV cache optimisation families. Reduction figures are indicative ranges from the cited literature.</w:t>
+        <w:t>Table 3. Taxonomy of KV cache optimisation families. Reduction figures are indicative ranges from the cited literature. Takeaway: architectural, system, and hardware methods are lossless but need pre-training or special hardware, whereas algorithmic methods are training-free but trade accuracy for higher compression; the column to optimise is set by the deployment's hardware bottleneck.</w:t>
       </w:r>
     </w:p>
     <w:tbl>
@@ -3459,7 +3459,7 @@
           <w:b/>
           <w:sz w:val="20"/>
         </w:rPr>
-        <w:t>Table 4. Representative methods and author-reported results. Settings differ and the figures are not directly comparable (see Section 9.3).</w:t>
+        <w:t>Table 4. Representative methods and author-reported results. Settings differ and the figures are not directly comparable (see Section 9.3). Takeaway: headline gains are large across the board (2-5x compression or throughput at near-lossless quality), but because each is measured differently they cannot be ranked, which is exactly the gap MBE closes.</w:t>
       </w:r>
     </w:p>
     <w:tbl>
@@ -4137,7 +4137,7 @@
           <w:b/>
           <w:sz w:val="20"/>
         </w:rPr>
-        <w:t>Table 5. Author-reported accuracy retention at a stated KV budget, collated from the cited works. Settings differ; not a controlled comparison (cf. the MBE protocol, Section 10).</w:t>
+        <w:t>Table 5. Author-reported accuracy retention at a stated KV budget, collated from the cited works. Settings differ; not a controlled comparison (cf. the MBE protocol, Section 10). Takeaway: most methods hold near-full accuracy down to roughly 10-25 percent of the cache, and the aggressive frontier (a few percent) is reached mainly by layer-adaptive and learned methods.</w:t>
       </w:r>
     </w:p>
     <w:tbl>
@@ -5013,7 +5013,7 @@
           <w:b/>
           <w:sz w:val="18"/>
         </w:rPr>
-        <w:t>Fig. 3. Surveyed references by publication year and method family (approximate single-family assignment from the reference corpus).</w:t>
+        <w:t>Fig. 3. Surveyed references by publication year and method family (approximate single-family assignment from the reference corpus). Takeaway: the field expanded sharply in 2024 and stays active into 2025-2026, and the security and agentic categories appear only in the latest years, marking them as emerging and under-surveyed.</w:t>
       </w:r>
     </w:p>
     <w:p>
@@ -5104,7 +5104,7 @@
           <w:b/>
           <w:sz w:val="18"/>
         </w:rPr>
-        <w:t>Fig. 4. Memory-accuracy frontier plotted from author-reported points (Table 5). Settings differ across papers, so positions are indicative, not a controlled comparison; the MBE harness (Section 10) produces the controlled version.</w:t>
+        <w:t>Fig. 4. Memory-accuracy frontier plotted from author-reported points (Table 5). Settings differ across papers, so positions are indicative, not a controlled comparison; the MBE harness (Section 10) produces the controlled version. Takeaway: accuracy holds remarkably flat until very aggressive budgets, where a sharp knee appears, and the position of that knee is what the right method, and a matched-budget comparison, decides.</w:t>
       </w:r>
     </w:p>
     <w:p>
@@ -5261,7 +5261,7 @@
           <w:b/>
           <w:sz w:val="20"/>
         </w:rPr>
-        <w:t>Table 6. The Matched-Budget Evaluation (MBE) reporting specification. Methods report the task-accuracy grid and system metrics at each fixed budget.</w:t>
+        <w:t>Table 6. The Matched-Budget Evaluation (MBE) reporting specification. Methods report the task-accuracy grid and system metrics at each fixed budget. Takeaway: fixing the model, task, budget ladder, and system metrics is all that is needed to turn the incomparable numbers of Tables 4 and 5 into a single comparable picture.</w:t>
       </w:r>
     </w:p>
     <w:tbl>
@@ -5914,7 +5914,7 @@
         <w:t xml:space="preserve">Author contributions. </w:t>
       </w:r>
       <w:r>
-        <w:t>All authors contributed to the conception and design of the survey and approved the final manuscript. [Assign CRediT roles per author, e.g.: R.R.B.C. - Conceptualization, Investigation, Software (the MBE harness), Visualization, Writing - original draft; Author 2 - Investigation, Writing - review &amp; editing; Author 3 - Investigation, Validation; Author 4 - Supervision, Writing - review &amp; editing.]</w:t>
+        <w:t>All authors contributed to the conception and design of the survey and approved the final manuscript. [Assign CRediT roles per author, e.g.: Author 1 - Conceptualization, Investigation, Software (the MBE harness), Visualization, Writing - original draft; Author 2 - Investigation, Writing - review &amp; editing; Author 3 - Investigation, Validation; Author 4 - Supervision, Writing - review &amp; editing.]</w:t>
       </w:r>
     </w:p>
     <w:p>
